--- a/reports/C4_S7_LR05_Шаблон_отчёта.docx
+++ b/reports/C4_S7_LR05_Шаблон_отчёта.docx
@@ -827,7 +827,7 @@
                 <w:color w:val="000000"/>
                 <w:sz w:val="26"/>
               </w:rPr>
-              <w:t>Проектная документация на реализованный функционал</w:t>
+              <w:t>Проектирование API и проектная документация</w:t>
             </w:r>
           </w:p>
         </w:tc>
@@ -1970,7 +1970,7 @@
                 <w:color w:val="000000"/>
                 <w:sz w:val="18"/>
               </w:rPr>
-              <w:t>Проектная документация на реализованный функционал</w:t>
+              <w:t>Проектирование API и проектная документация</w:t>
             </w:r>
           </w:p>
         </w:tc>
@@ -2021,7 +2021,7 @@
                 <w:color w:val="000000"/>
                 <w:sz w:val="18"/>
               </w:rPr>
-              <w:t>Собрать согласованный документ о назначении, методах и экранных формах.</w:t>
+              <w:t>Спроектировать контракт API и документацию, достаточные для независимой реализации и проверки.</w:t>
             </w:r>
           </w:p>
         </w:tc>
@@ -2072,7 +2072,7 @@
                 <w:color w:val="000000"/>
                 <w:sz w:val="18"/>
               </w:rPr>
-              <w:t>Описывать функциональность так, чтобы документ проверялся по реализации и исходным требованиям.</w:t>
+              <w:t>Определять endpoint, параметры, преобразование данных, ответы, ошибки, тесты и примеры запросов.</w:t>
             </w:r>
           </w:p>
         </w:tc>
@@ -2123,7 +2123,7 @@
                 <w:color w:val="000000"/>
                 <w:sz w:val="18"/>
               </w:rPr>
-              <w:t>Комплект проектной документации в одном DOCX</w:t>
+              <w:t>Спецификация API и проектная документация</w:t>
             </w:r>
           </w:p>
         </w:tc>
@@ -2190,7 +2190,7 @@
     </w:p>
     <w:p>
       <w:r>
-        <w:t>После проектирования входа и АРМ администратора нужно передать комплект разработчику и проверяющему без переписывания технического задания.</w:t>
+        <w:t>Мобильному рабочему месту специалиста нужен API для получения заметок по сервисным работам без прямого доступа к базе данных.</w:t>
       </w:r>
     </w:p>
     <w:p>
@@ -2228,7 +2228,7 @@
           <w:color w:val="000000"/>
           <w:sz w:val="22"/>
         </w:rPr>
-        <w:t>Перечень функций.</w:t>
+        <w:t>Сущности WorkNote, User и ServiceRequest.</w:t>
       </w:r>
     </w:p>
     <w:p>
@@ -2243,7 +2243,7 @@
           <w:color w:val="000000"/>
           <w:sz w:val="22"/>
         </w:rPr>
-        <w:t>Черновые сигнатуры методов учебной задачи.</w:t>
+        <w:t>Требования к преобразованию полей API.</w:t>
       </w:r>
     </w:p>
     <w:p>
@@ -2258,7 +2258,7 @@
           <w:color w:val="000000"/>
           <w:sz w:val="22"/>
         </w:rPr>
-        <w:t>Макеты и состояния экранов.</w:t>
+        <w:t>Статусы 200/400/500 и контрольные сценарии тестирования.</w:t>
       </w:r>
     </w:p>
     <w:p>
@@ -2317,7 +2317,7 @@
         <w:pStyle w:val="2"/>
       </w:pPr>
       <w:r>
-        <w:t>Комплект проектной документации в одном DOCX</w:t>
+        <w:t>Спецификация API и проектная документация</w:t>
       </w:r>
     </w:p>
     <w:p>
@@ -2334,13 +2334,12 @@
         <w:tblLook w:firstColumn="1" w:firstRow="1" w:lastColumn="0" w:lastRow="0" w:noHBand="0" w:noVBand="1" w:val="04A0"/>
       </w:tblPr>
       <w:tblGrid>
-        <w:gridCol w:w="1336"/>
-        <w:gridCol w:w="1336"/>
-        <w:gridCol w:w="1336"/>
-        <w:gridCol w:w="1336"/>
-        <w:gridCol w:w="1336"/>
-        <w:gridCol w:w="1336"/>
-        <w:gridCol w:w="1338"/>
+        <w:gridCol w:w="1559"/>
+        <w:gridCol w:w="1559"/>
+        <w:gridCol w:w="1559"/>
+        <w:gridCol w:w="1559"/>
+        <w:gridCol w:w="1559"/>
+        <w:gridCol w:w="1559"/>
       </w:tblGrid>
       <w:tr>
         <w:trPr>
@@ -2348,7 +2347,7 @@
         </w:trPr>
         <w:tc>
           <w:tcPr>
-            <w:tcW w:type="dxa" w:w="1336"/>
+            <w:tcW w:type="dxa" w:w="1559"/>
             <w:vAlign w:val="center"/>
             <w:tcMar>
               <w:top w:w="100" w:type="dxa"/>
@@ -2370,13 +2369,13 @@
                 <w:color w:val="000000"/>
                 <w:sz w:val="18"/>
               </w:rPr>
-              <w:t>Раздел</w:t>
+              <w:t>Endpoint/метод</w:t>
             </w:r>
           </w:p>
         </w:tc>
         <w:tc>
           <w:tcPr>
-            <w:tcW w:type="dxa" w:w="1336"/>
+            <w:tcW w:type="dxa" w:w="1559"/>
             <w:vAlign w:val="center"/>
             <w:tcMar>
               <w:top w:w="100" w:type="dxa"/>
@@ -2398,13 +2397,13 @@
                 <w:color w:val="000000"/>
                 <w:sz w:val="18"/>
               </w:rPr>
-              <w:t>Функция/метод/форма</w:t>
+              <w:t>Назначение</w:t>
             </w:r>
           </w:p>
         </w:tc>
         <w:tc>
           <w:tcPr>
-            <w:tcW w:type="dxa" w:w="1336"/>
+            <w:tcW w:type="dxa" w:w="1559"/>
             <w:vAlign w:val="center"/>
             <w:tcMar>
               <w:top w:w="100" w:type="dxa"/>
@@ -2426,13 +2425,13 @@
                 <w:color w:val="000000"/>
                 <w:sz w:val="18"/>
               </w:rPr>
-              <w:t>Назначение</w:t>
+              <w:t>Входные параметры</w:t>
             </w:r>
           </w:p>
         </w:tc>
         <w:tc>
           <w:tcPr>
-            <w:tcW w:type="dxa" w:w="1336"/>
+            <w:tcW w:type="dxa" w:w="1559"/>
             <w:vAlign w:val="center"/>
             <w:tcMar>
               <w:top w:w="100" w:type="dxa"/>
@@ -2454,13 +2453,13 @@
                 <w:color w:val="000000"/>
                 <w:sz w:val="18"/>
               </w:rPr>
-              <w:t>Входные данные</w:t>
+              <w:t>Структура ответа</w:t>
             </w:r>
           </w:p>
         </w:tc>
         <w:tc>
           <w:tcPr>
-            <w:tcW w:type="dxa" w:w="1336"/>
+            <w:tcW w:type="dxa" w:w="1559"/>
             <w:vAlign w:val="center"/>
             <w:tcMar>
               <w:top w:w="100" w:type="dxa"/>
@@ -2482,13 +2481,13 @@
                 <w:color w:val="000000"/>
                 <w:sz w:val="18"/>
               </w:rPr>
-              <w:t>Результат</w:t>
+              <w:t>Ошибки/статусы</w:t>
             </w:r>
           </w:p>
         </w:tc>
         <w:tc>
           <w:tcPr>
-            <w:tcW w:type="dxa" w:w="1336"/>
+            <w:tcW w:type="dxa" w:w="1559"/>
             <w:vAlign w:val="center"/>
             <w:tcMar>
               <w:top w:w="100" w:type="dxa"/>
@@ -2510,35 +2509,7 @@
                 <w:color w:val="000000"/>
                 <w:sz w:val="18"/>
               </w:rPr>
-              <w:t>Ошибки/состояния</w:t>
-            </w:r>
-          </w:p>
-        </w:tc>
-        <w:tc>
-          <w:tcPr>
-            <w:tcW w:type="dxa" w:w="1338"/>
-            <w:vAlign w:val="center"/>
-            <w:tcMar>
-              <w:top w:w="100" w:type="dxa"/>
-              <w:left w:w="120" w:type="dxa"/>
-              <w:bottom w:w="100" w:type="dxa"/>
-              <w:right w:w="120" w:type="dxa"/>
-            </w:tcMar>
-            <w:shd w:fill="E7E7EA"/>
-          </w:tcPr>
-          <w:p>
-            <w:pPr>
-              <w:jc w:val="center"/>
-            </w:pPr>
-            <w:r>
-              <w:rPr>
-                <w:rFonts w:ascii="Times New Roman" w:hAnsi="Times New Roman" w:eastAsia="Times New Roman"/>
-                <w:b/>
-                <w:i w:val="0"/>
-                <w:color w:val="000000"/>
-                <w:sz w:val="18"/>
-              </w:rPr>
-              <w:t>Связь с требованием</w:t>
+              <w:t>Пример/тест</w:t>
             </w:r>
           </w:p>
         </w:tc>
@@ -2546,7 +2517,7 @@
       <w:tr>
         <w:tc>
           <w:tcPr>
-            <w:tcW w:type="dxa" w:w="1336"/>
+            <w:tcW w:type="dxa" w:w="1559"/>
             <w:vAlign w:val="center"/>
             <w:tcMar>
               <w:top w:w="100" w:type="dxa"/>
@@ -2570,7 +2541,7 @@
         </w:tc>
         <w:tc>
           <w:tcPr>
-            <w:tcW w:type="dxa" w:w="1336"/>
+            <w:tcW w:type="dxa" w:w="1559"/>
             <w:vAlign w:val="center"/>
             <w:tcMar>
               <w:top w:w="100" w:type="dxa"/>
@@ -2593,7 +2564,7 @@
         </w:tc>
         <w:tc>
           <w:tcPr>
-            <w:tcW w:type="dxa" w:w="1336"/>
+            <w:tcW w:type="dxa" w:w="1559"/>
             <w:vAlign w:val="center"/>
             <w:tcMar>
               <w:top w:w="100" w:type="dxa"/>
@@ -2616,7 +2587,7 @@
         </w:tc>
         <w:tc>
           <w:tcPr>
-            <w:tcW w:type="dxa" w:w="1336"/>
+            <w:tcW w:type="dxa" w:w="1559"/>
             <w:vAlign w:val="center"/>
             <w:tcMar>
               <w:top w:w="100" w:type="dxa"/>
@@ -2639,7 +2610,7 @@
         </w:tc>
         <w:tc>
           <w:tcPr>
-            <w:tcW w:type="dxa" w:w="1336"/>
+            <w:tcW w:type="dxa" w:w="1559"/>
             <w:vAlign w:val="center"/>
             <w:tcMar>
               <w:top w:w="100" w:type="dxa"/>
@@ -2662,7 +2633,7 @@
         </w:tc>
         <w:tc>
           <w:tcPr>
-            <w:tcW w:type="dxa" w:w="1336"/>
+            <w:tcW w:type="dxa" w:w="1559"/>
             <w:vAlign w:val="center"/>
             <w:tcMar>
               <w:top w:w="100" w:type="dxa"/>
@@ -2683,9 +2654,11 @@
             </w:r>
           </w:p>
         </w:tc>
+      </w:tr>
+      <w:tr>
         <w:tc>
           <w:tcPr>
-            <w:tcW w:type="dxa" w:w="1338"/>
+            <w:tcW w:type="dxa" w:w="1559"/>
             <w:vAlign w:val="center"/>
             <w:tcMar>
               <w:top w:w="100" w:type="dxa"/>
@@ -2706,11 +2679,9 @@
             </w:r>
           </w:p>
         </w:tc>
-      </w:tr>
-      <w:tr>
         <w:tc>
           <w:tcPr>
-            <w:tcW w:type="dxa" w:w="1336"/>
+            <w:tcW w:type="dxa" w:w="1559"/>
             <w:vAlign w:val="center"/>
             <w:tcMar>
               <w:top w:w="100" w:type="dxa"/>
@@ -2733,7 +2704,7 @@
         </w:tc>
         <w:tc>
           <w:tcPr>
-            <w:tcW w:type="dxa" w:w="1336"/>
+            <w:tcW w:type="dxa" w:w="1559"/>
             <w:vAlign w:val="center"/>
             <w:tcMar>
               <w:top w:w="100" w:type="dxa"/>
@@ -2756,7 +2727,7 @@
         </w:tc>
         <w:tc>
           <w:tcPr>
-            <w:tcW w:type="dxa" w:w="1336"/>
+            <w:tcW w:type="dxa" w:w="1559"/>
             <w:vAlign w:val="center"/>
             <w:tcMar>
               <w:top w:w="100" w:type="dxa"/>
@@ -2779,7 +2750,7 @@
         </w:tc>
         <w:tc>
           <w:tcPr>
-            <w:tcW w:type="dxa" w:w="1336"/>
+            <w:tcW w:type="dxa" w:w="1559"/>
             <w:vAlign w:val="center"/>
             <w:tcMar>
               <w:top w:w="100" w:type="dxa"/>
@@ -2802,7 +2773,7 @@
         </w:tc>
         <w:tc>
           <w:tcPr>
-            <w:tcW w:type="dxa" w:w="1336"/>
+            <w:tcW w:type="dxa" w:w="1559"/>
             <w:vAlign w:val="center"/>
             <w:tcMar>
               <w:top w:w="100" w:type="dxa"/>
@@ -2823,9 +2794,11 @@
             </w:r>
           </w:p>
         </w:tc>
+      </w:tr>
+      <w:tr>
         <w:tc>
           <w:tcPr>
-            <w:tcW w:type="dxa" w:w="1336"/>
+            <w:tcW w:type="dxa" w:w="1559"/>
             <w:vAlign w:val="center"/>
             <w:tcMar>
               <w:top w:w="100" w:type="dxa"/>
@@ -2848,7 +2821,7 @@
         </w:tc>
         <w:tc>
           <w:tcPr>
-            <w:tcW w:type="dxa" w:w="1338"/>
+            <w:tcW w:type="dxa" w:w="1559"/>
             <w:vAlign w:val="center"/>
             <w:tcMar>
               <w:top w:w="100" w:type="dxa"/>
@@ -2869,11 +2842,9 @@
             </w:r>
           </w:p>
         </w:tc>
-      </w:tr>
-      <w:tr>
         <w:tc>
           <w:tcPr>
-            <w:tcW w:type="dxa" w:w="1336"/>
+            <w:tcW w:type="dxa" w:w="1559"/>
             <w:vAlign w:val="center"/>
             <w:tcMar>
               <w:top w:w="100" w:type="dxa"/>
@@ -2896,7 +2867,7 @@
         </w:tc>
         <w:tc>
           <w:tcPr>
-            <w:tcW w:type="dxa" w:w="1336"/>
+            <w:tcW w:type="dxa" w:w="1559"/>
             <w:vAlign w:val="center"/>
             <w:tcMar>
               <w:top w:w="100" w:type="dxa"/>
@@ -2919,7 +2890,7 @@
         </w:tc>
         <w:tc>
           <w:tcPr>
-            <w:tcW w:type="dxa" w:w="1336"/>
+            <w:tcW w:type="dxa" w:w="1559"/>
             <w:vAlign w:val="center"/>
             <w:tcMar>
               <w:top w:w="100" w:type="dxa"/>
@@ -2942,7 +2913,7 @@
         </w:tc>
         <w:tc>
           <w:tcPr>
-            <w:tcW w:type="dxa" w:w="1336"/>
+            <w:tcW w:type="dxa" w:w="1559"/>
             <w:vAlign w:val="center"/>
             <w:tcMar>
               <w:top w:w="100" w:type="dxa"/>
@@ -2963,9 +2934,11 @@
             </w:r>
           </w:p>
         </w:tc>
+      </w:tr>
+      <w:tr>
         <w:tc>
           <w:tcPr>
-            <w:tcW w:type="dxa" w:w="1336"/>
+            <w:tcW w:type="dxa" w:w="1559"/>
             <w:vAlign w:val="center"/>
             <w:tcMar>
               <w:top w:w="100" w:type="dxa"/>
@@ -2988,7 +2961,7 @@
         </w:tc>
         <w:tc>
           <w:tcPr>
-            <w:tcW w:type="dxa" w:w="1336"/>
+            <w:tcW w:type="dxa" w:w="1559"/>
             <w:vAlign w:val="center"/>
             <w:tcMar>
               <w:top w:w="100" w:type="dxa"/>
@@ -3011,7 +2984,7 @@
         </w:tc>
         <w:tc>
           <w:tcPr>
-            <w:tcW w:type="dxa" w:w="1338"/>
+            <w:tcW w:type="dxa" w:w="1559"/>
             <w:vAlign w:val="center"/>
             <w:tcMar>
               <w:top w:w="100" w:type="dxa"/>
@@ -3032,11 +3005,9 @@
             </w:r>
           </w:p>
         </w:tc>
-      </w:tr>
-      <w:tr>
         <w:tc>
           <w:tcPr>
-            <w:tcW w:type="dxa" w:w="1336"/>
+            <w:tcW w:type="dxa" w:w="1559"/>
             <w:vAlign w:val="center"/>
             <w:tcMar>
               <w:top w:w="100" w:type="dxa"/>
@@ -3059,7 +3030,7 @@
         </w:tc>
         <w:tc>
           <w:tcPr>
-            <w:tcW w:type="dxa" w:w="1336"/>
+            <w:tcW w:type="dxa" w:w="1559"/>
             <w:vAlign w:val="center"/>
             <w:tcMar>
               <w:top w:w="100" w:type="dxa"/>
@@ -3082,7 +3053,7 @@
         </w:tc>
         <w:tc>
           <w:tcPr>
-            <w:tcW w:type="dxa" w:w="1336"/>
+            <w:tcW w:type="dxa" w:w="1559"/>
             <w:vAlign w:val="center"/>
             <w:tcMar>
               <w:top w:w="100" w:type="dxa"/>
@@ -3103,9 +3074,11 @@
             </w:r>
           </w:p>
         </w:tc>
+      </w:tr>
+      <w:tr>
         <w:tc>
           <w:tcPr>
-            <w:tcW w:type="dxa" w:w="1336"/>
+            <w:tcW w:type="dxa" w:w="1559"/>
             <w:vAlign w:val="center"/>
             <w:tcMar>
               <w:top w:w="100" w:type="dxa"/>
@@ -3128,7 +3101,7 @@
         </w:tc>
         <w:tc>
           <w:tcPr>
-            <w:tcW w:type="dxa" w:w="1336"/>
+            <w:tcW w:type="dxa" w:w="1559"/>
             <w:vAlign w:val="center"/>
             <w:tcMar>
               <w:top w:w="100" w:type="dxa"/>
@@ -3151,7 +3124,7 @@
         </w:tc>
         <w:tc>
           <w:tcPr>
-            <w:tcW w:type="dxa" w:w="1336"/>
+            <w:tcW w:type="dxa" w:w="1559"/>
             <w:vAlign w:val="center"/>
             <w:tcMar>
               <w:top w:w="100" w:type="dxa"/>
@@ -3174,7 +3147,7 @@
         </w:tc>
         <w:tc>
           <w:tcPr>
-            <w:tcW w:type="dxa" w:w="1338"/>
+            <w:tcW w:type="dxa" w:w="1559"/>
             <w:vAlign w:val="center"/>
             <w:tcMar>
               <w:top w:w="100" w:type="dxa"/>
@@ -3195,11 +3168,9 @@
             </w:r>
           </w:p>
         </w:tc>
-      </w:tr>
-      <w:tr>
         <w:tc>
           <w:tcPr>
-            <w:tcW w:type="dxa" w:w="1336"/>
+            <w:tcW w:type="dxa" w:w="1559"/>
             <w:vAlign w:val="center"/>
             <w:tcMar>
               <w:top w:w="100" w:type="dxa"/>
@@ -3222,122 +3193,7 @@
         </w:tc>
         <w:tc>
           <w:tcPr>
-            <w:tcW w:type="dxa" w:w="1336"/>
-            <w:vAlign w:val="center"/>
-            <w:tcMar>
-              <w:top w:w="100" w:type="dxa"/>
-              <w:left w:w="120" w:type="dxa"/>
-              <w:bottom w:w="100" w:type="dxa"/>
-              <w:right w:w="120" w:type="dxa"/>
-            </w:tcMar>
-          </w:tcPr>
-          <w:p>
-            <w:r>
-              <w:rPr>
-                <w:rFonts w:ascii="Times New Roman" w:hAnsi="Times New Roman" w:eastAsia="Times New Roman"/>
-                <w:b w:val="0"/>
-                <w:i w:val="0"/>
-                <w:color w:val="777777"/>
-                <w:sz w:val="17"/>
-              </w:rPr>
-            </w:r>
-          </w:p>
-        </w:tc>
-        <w:tc>
-          <w:tcPr>
-            <w:tcW w:type="dxa" w:w="1336"/>
-            <w:vAlign w:val="center"/>
-            <w:tcMar>
-              <w:top w:w="100" w:type="dxa"/>
-              <w:left w:w="120" w:type="dxa"/>
-              <w:bottom w:w="100" w:type="dxa"/>
-              <w:right w:w="120" w:type="dxa"/>
-            </w:tcMar>
-          </w:tcPr>
-          <w:p>
-            <w:r>
-              <w:rPr>
-                <w:rFonts w:ascii="Times New Roman" w:hAnsi="Times New Roman" w:eastAsia="Times New Roman"/>
-                <w:b w:val="0"/>
-                <w:i w:val="0"/>
-                <w:color w:val="777777"/>
-                <w:sz w:val="17"/>
-              </w:rPr>
-            </w:r>
-          </w:p>
-        </w:tc>
-        <w:tc>
-          <w:tcPr>
-            <w:tcW w:type="dxa" w:w="1336"/>
-            <w:vAlign w:val="center"/>
-            <w:tcMar>
-              <w:top w:w="100" w:type="dxa"/>
-              <w:left w:w="120" w:type="dxa"/>
-              <w:bottom w:w="100" w:type="dxa"/>
-              <w:right w:w="120" w:type="dxa"/>
-            </w:tcMar>
-          </w:tcPr>
-          <w:p>
-            <w:r>
-              <w:rPr>
-                <w:rFonts w:ascii="Times New Roman" w:hAnsi="Times New Roman" w:eastAsia="Times New Roman"/>
-                <w:b w:val="0"/>
-                <w:i w:val="0"/>
-                <w:color w:val="777777"/>
-                <w:sz w:val="17"/>
-              </w:rPr>
-            </w:r>
-          </w:p>
-        </w:tc>
-        <w:tc>
-          <w:tcPr>
-            <w:tcW w:type="dxa" w:w="1336"/>
-            <w:vAlign w:val="center"/>
-            <w:tcMar>
-              <w:top w:w="100" w:type="dxa"/>
-              <w:left w:w="120" w:type="dxa"/>
-              <w:bottom w:w="100" w:type="dxa"/>
-              <w:right w:w="120" w:type="dxa"/>
-            </w:tcMar>
-          </w:tcPr>
-          <w:p>
-            <w:r>
-              <w:rPr>
-                <w:rFonts w:ascii="Times New Roman" w:hAnsi="Times New Roman" w:eastAsia="Times New Roman"/>
-                <w:b w:val="0"/>
-                <w:i w:val="0"/>
-                <w:color w:val="777777"/>
-                <w:sz w:val="17"/>
-              </w:rPr>
-            </w:r>
-          </w:p>
-        </w:tc>
-        <w:tc>
-          <w:tcPr>
-            <w:tcW w:type="dxa" w:w="1336"/>
-            <w:vAlign w:val="center"/>
-            <w:tcMar>
-              <w:top w:w="100" w:type="dxa"/>
-              <w:left w:w="120" w:type="dxa"/>
-              <w:bottom w:w="100" w:type="dxa"/>
-              <w:right w:w="120" w:type="dxa"/>
-            </w:tcMar>
-          </w:tcPr>
-          <w:p>
-            <w:r>
-              <w:rPr>
-                <w:rFonts w:ascii="Times New Roman" w:hAnsi="Times New Roman" w:eastAsia="Times New Roman"/>
-                <w:b w:val="0"/>
-                <w:i w:val="0"/>
-                <w:color w:val="777777"/>
-                <w:sz w:val="17"/>
-              </w:rPr>
-            </w:r>
-          </w:p>
-        </w:tc>
-        <w:tc>
-          <w:tcPr>
-            <w:tcW w:type="dxa" w:w="1338"/>
+            <w:tcW w:type="dxa" w:w="1559"/>
             <w:vAlign w:val="center"/>
             <w:tcMar>
               <w:top w:w="100" w:type="dxa"/>
@@ -3468,7 +3324,7 @@
           <w:color w:val="000000"/>
           <w:sz w:val="24"/>
         </w:rPr>
-        <w:t>Какая информация нужна для проверки документа по реализованному функционалу и почему?</w:t>
+        <w:t>Какие элементы публичного контракта нужны разработчику и тестировщику, а какие детали реализации следует скрыть?</w:t>
       </w:r>
     </w:p>
     <w:tbl>
@@ -4318,7 +4174,7 @@
                 <w:color w:val="000000"/>
                 <w:sz w:val="17"/>
               </w:rPr>
-              <w:t>Функциональное назначение, перечень методов с параметрами и описание экранных форм с трассировкой.</w:t>
+              <w:t>Контракт endpoint, карта «данные → JSON», матрица статусов, примеры запроса/ответа и три тестовых сценария.</w:t>
             </w:r>
           </w:p>
         </w:tc>
@@ -4567,7 +4423,7 @@
                 <w:color w:val="000000"/>
                 <w:sz w:val="17"/>
               </w:rPr>
-              <w:t>Документ согласован с макетами, ролями и требованиями; по нему можно проверить реализацию.</w:t>
+              <w:t>По документу другая команда может одинаково реализовать и проверить API без устных уточнений.</w:t>
             </w:r>
           </w:p>
         </w:tc>

--- a/reports/C4_S7_LR05_Шаблон_отчёта.docx
+++ b/reports/C4_S7_LR05_Шаблон_отчёта.docx
@@ -3994,7 +3994,7 @@
         <w:pStyle w:val="2"/>
       </w:pPr>
       <w:r>
-        <w:t>Критерии LMS · 10 баллов</w:t>
+        <w:t>Критерии LMS · 6 баллов</w:t>
       </w:r>
     </w:p>
     <w:tbl>
@@ -4120,7 +4120,7 @@
                 <w:color w:val="000000"/>
                 <w:sz w:val="17"/>
               </w:rPr>
-              <w:t>4</w:t>
+              <w:t>2,4</w:t>
             </w:r>
           </w:p>
         </w:tc>
@@ -4203,7 +4203,7 @@
                 <w:color w:val="000000"/>
                 <w:sz w:val="17"/>
               </w:rPr>
-              <w:t>2</w:t>
+              <w:t>1,2</w:t>
             </w:r>
           </w:p>
         </w:tc>
@@ -4286,7 +4286,7 @@
                 <w:color w:val="000000"/>
                 <w:sz w:val="17"/>
               </w:rPr>
-              <w:t>2</w:t>
+              <w:t>1,2</w:t>
             </w:r>
           </w:p>
         </w:tc>
@@ -4369,7 +4369,7 @@
                 <w:color w:val="000000"/>
                 <w:sz w:val="17"/>
               </w:rPr>
-              <w:t>1</w:t>
+              <w:t>0,6</w:t>
             </w:r>
           </w:p>
         </w:tc>
@@ -4452,7 +4452,7 @@
                 <w:color w:val="000000"/>
                 <w:sz w:val="17"/>
               </w:rPr>
-              <w:t>1</w:t>
+              <w:t>0,6</w:t>
             </w:r>
           </w:p>
         </w:tc>
